--- a/immigration/manasa_eb2niw/papers/paper4_payer_ai_insider_corrected.docx
+++ b/immigration/manasa_eb2niw/papers/paper4_payer_ai_insider_corrected.docx
@@ -2,7 +2,7 @@
 <file path=word/document.xml><?xml version="1.0" encoding="utf-8"?>
 <w:document xmlns:w="http://schemas.openxmlformats.org/wordprocessingml/2006/main" xmlns:m="http://schemas.openxmlformats.org/officeDocument/2006/math" xmlns:r="http://schemas.openxmlformats.org/officeDocument/2006/relationships" xmlns:o="urn:schemas-microsoft-com:office:office" xmlns:v="urn:schemas-microsoft-com:vml" xmlns:w10="urn:schemas-microsoft-com:office:word" xmlns:a="http://schemas.openxmlformats.org/drawingml/2006/main" xmlns:pic="http://schemas.openxmlformats.org/drawingml/2006/picture" xmlns:wp="http://schemas.openxmlformats.org/drawingml/2006/wordprocessingDrawing">
   <w:body>
-    <w:bookmarkStart w:id="43" w:name="Xaa6cba6cd317aa8487816da0e27300935dc6e94"/>
+    <w:bookmarkStart w:id="46" w:name="Xaa6cba6cd317aa8487816da0e27300935dc6e94"/>
     <w:p>
       <w:pPr>
         <w:pStyle w:val="Heading1"/>
@@ -632,7 +632,7 @@
     </w:p>
     <w:bookmarkEnd w:id="29"/>
     <w:bookmarkEnd w:id="30"/>
-    <w:bookmarkStart w:id="34" w:name="the-information-asymmetry-thesis"/>
+    <w:bookmarkStart w:id="37" w:name="the-information-asymmetry-thesis"/>
     <w:p>
       <w:pPr>
         <w:pStyle w:val="Heading2"/>
@@ -641,7 +641,7 @@
         <w:t xml:space="preserve">3. The Information Asymmetry Thesis</w:t>
       </w:r>
     </w:p>
-    <w:bookmarkStart w:id="31" w:name="structural-analysis"/>
+    <w:bookmarkStart w:id="34" w:name="structural-analysis"/>
     <w:p>
       <w:pPr>
         <w:pStyle w:val="Heading3"/>
@@ -663,11 +663,84 @@
         <w:pStyle w:val="BodyText"/>
       </w:pPr>
       <w:r>
-        <w:t xml:space="preserve">This is not analogous to a laboratory with inferior medical expertise losing an appeal on clinical grounds. It is analogous to one party in a contract dispute having access to the other party’s legal strategy before filing. The information asymmetry is structural, not the result of the laboratory’s clinical or administrative competence.</w:t>
-      </w:r>
-    </w:p>
-    <w:bookmarkEnd w:id="31"/>
-    <w:bookmarkStart w:id="32" w:name="quantitative-evidence-of-the-asymmetry"/>
+        <w:t xml:space="preserve">This is not analogous to a laboratory with inferior medical expertise losing an appeal on clinical grounds. It is analogous to one party in a contract dispute having access to the other party’s legal strategy before filing. The information asymmetry is structural, not the result of the laboratory’s clinical or administrative competence. Figure 1 contrasts the two sides of this asymmetry directly.</w:t>
+      </w:r>
+    </w:p>
+    <w:p>
+      <w:pPr>
+        <w:pStyle w:val="CaptionedFigure"/>
+      </w:pPr>
+      <w:r>
+        <w:drawing>
+          <wp:inline>
+            <wp:extent cx="5334000" cy="2312960"/>
+            <wp:effectExtent b="0" l="0" r="0" t="0"/>
+            <wp:docPr descr="Figure 1: Payer-side denial workflow vs. provider-side countermeasure" title="" id="32" name="Picture"/>
+            <a:graphic>
+              <a:graphicData uri="http://schemas.openxmlformats.org/drawingml/2006/picture">
+                <pic:pic>
+                  <pic:nvPicPr>
+                    <pic:cNvPr descr="figures/paper4_figure1.png" id="33" name="Picture"/>
+                    <pic:cNvPicPr>
+                      <a:picLocks noChangeArrowheads="1" noChangeAspect="1"/>
+                    </pic:cNvPicPr>
+                  </pic:nvPicPr>
+                  <pic:blipFill>
+                    <a:blip r:embed="rId31"/>
+                    <a:stretch>
+                      <a:fillRect/>
+                    </a:stretch>
+                  </pic:blipFill>
+                  <pic:spPr bwMode="auto">
+                    <a:xfrm>
+                      <a:off x="0" y="0"/>
+                      <a:ext cx="5334000" cy="2312960"/>
+                    </a:xfrm>
+                    <a:prstGeom prst="rect">
+                      <a:avLst/>
+                    </a:prstGeom>
+                    <a:noFill/>
+                    <a:ln w="9525">
+                      <a:noFill/>
+                      <a:headEnd/>
+                      <a:tailEnd/>
+                    </a:ln>
+                  </pic:spPr>
+                </pic:pic>
+              </a:graphicData>
+            </a:graphic>
+          </wp:inline>
+        </w:drawing>
+      </w:r>
+    </w:p>
+    <w:p>
+      <w:pPr>
+        <w:pStyle w:val="ImageCaption"/>
+      </w:pPr>
+      <w:r>
+        <w:t xml:space="preserve">Figure 1: Payer-side denial workflow vs. provider-side countermeasure</w:t>
+      </w:r>
+    </w:p>
+    <w:p>
+      <w:pPr>
+        <w:pStyle w:val="BodyText"/>
+      </w:pPr>
+      <w:r>
+        <w:rPr>
+          <w:bCs/>
+          <w:b/>
+        </w:rPr>
+        <w:t xml:space="preserve">Figure 1. Structural information asymmetry</w:t>
+      </w:r>
+      <w:r>
+        <w:t xml:space="preserve"> </w:t>
+      </w:r>
+      <w:r>
+        <w:t xml:space="preserve">between the payer-side AI denial workflow — configured by clinical operations teams with direct policy visibility (coverage determination matrix, automated screening, claim edit library) — and the provider-side countermeasure, which must reverse-engineer denial logic from EOB codes alone before it can generate a policy-grounded appeal.</w:t>
+      </w:r>
+    </w:p>
+    <w:bookmarkEnd w:id="34"/>
+    <w:bookmarkStart w:id="35" w:name="quantitative-evidence-of-the-asymmetry"/>
     <w:p>
       <w:pPr>
         <w:pStyle w:val="Heading3"/>
@@ -710,8 +783,8 @@
         <w:t xml:space="preserve">Independent laboratories have none of these information channels. The 2.76× odds ratio measures the reimbursement cost of this informational disadvantage.</w:t>
       </w:r>
     </w:p>
-    <w:bookmarkEnd w:id="32"/>
-    <w:bookmarkStart w:id="33" w:name="countermeasure-architecture-implications"/>
+    <w:bookmarkEnd w:id="35"/>
+    <w:bookmarkStart w:id="36" w:name="countermeasure-architecture-implications"/>
     <w:p>
       <w:pPr>
         <w:pStyle w:val="Heading3"/>
@@ -743,9 +816,9 @@
         </w:pict>
       </w:r>
     </w:p>
-    <w:bookmarkEnd w:id="33"/>
-    <w:bookmarkEnd w:id="34"/>
-    <w:bookmarkStart w:id="37" w:name="policy-implications"/>
+    <w:bookmarkEnd w:id="36"/>
+    <w:bookmarkEnd w:id="37"/>
+    <w:bookmarkStart w:id="40" w:name="policy-implications"/>
     <w:p>
       <w:pPr>
         <w:pStyle w:val="Heading2"/>
@@ -754,7 +827,7 @@
         <w:t xml:space="preserve">4. Policy Implications</w:t>
       </w:r>
     </w:p>
-    <w:bookmarkStart w:id="35" w:name="transparency-requirements"/>
+    <w:bookmarkStart w:id="38" w:name="transparency-requirements"/>
     <w:p>
       <w:pPr>
         <w:pStyle w:val="Heading3"/>
@@ -771,8 +844,8 @@
         <w:t xml:space="preserve">The analysis presented in this paper supports a policy argument for greater transparency in payer AI denial systems. Texas SB 1188 and TRAIGA (HB 149) establish explainability and auditability requirements that, if applied symmetrically to payer AI systems, would require payers to document and disclose the claim edit logic, coverage determination matrix, and prior authorization AI scoring criteria that govern denial decisions.</w:t>
       </w:r>
     </w:p>
-    <w:bookmarkEnd w:id="35"/>
-    <w:bookmarkStart w:id="36" w:name="equity-implications"/>
+    <w:bookmarkEnd w:id="38"/>
+    <w:bookmarkStart w:id="39" w:name="equity-implications"/>
     <w:p>
       <w:pPr>
         <w:pStyle w:val="Heading3"/>
@@ -796,9 +869,9 @@
         </w:pict>
       </w:r>
     </w:p>
-    <w:bookmarkEnd w:id="36"/>
-    <w:bookmarkEnd w:id="37"/>
-    <w:bookmarkStart w:id="38" w:name="conclusion"/>
+    <w:bookmarkEnd w:id="39"/>
+    <w:bookmarkEnd w:id="40"/>
+    <w:bookmarkStart w:id="41" w:name="conclusion"/>
     <w:p>
       <w:pPr>
         <w:pStyle w:val="Heading2"/>
@@ -830,8 +903,8 @@
         </w:pict>
       </w:r>
     </w:p>
-    <w:bookmarkEnd w:id="38"/>
-    <w:bookmarkStart w:id="39" w:name="references"/>
+    <w:bookmarkEnd w:id="41"/>
+    <w:bookmarkStart w:id="42" w:name="references"/>
     <w:p>
       <w:pPr>
         <w:pStyle w:val="Heading2"/>
@@ -873,8 +946,8 @@
         </w:pict>
       </w:r>
     </w:p>
-    <w:bookmarkEnd w:id="39"/>
-    <w:bookmarkStart w:id="40" w:name="author-statement"/>
+    <w:bookmarkEnd w:id="42"/>
+    <w:bookmarkStart w:id="43" w:name="author-statement"/>
     <w:p>
       <w:pPr>
         <w:pStyle w:val="Heading2"/>
@@ -898,8 +971,8 @@
         </w:pict>
       </w:r>
     </w:p>
-    <w:bookmarkEnd w:id="40"/>
-    <w:bookmarkStart w:id="41" w:name="Xe991880beac6043fc0578d969bac0a114d7c291"/>
+    <w:bookmarkEnd w:id="43"/>
+    <w:bookmarkStart w:id="44" w:name="Xe991880beac6043fc0578d969bac0a114d7c291"/>
     <w:p>
       <w:pPr>
         <w:pStyle w:val="Heading2"/>
@@ -988,8 +1061,8 @@
         </w:pict>
       </w:r>
     </w:p>
-    <w:bookmarkEnd w:id="41"/>
-    <w:bookmarkStart w:id="42" w:name="correction-note"/>
+    <w:bookmarkEnd w:id="44"/>
+    <w:bookmarkStart w:id="45" w:name="correction-note"/>
     <w:p>
       <w:pPr>
         <w:pStyle w:val="Heading2"/>
@@ -1175,8 +1248,8 @@
         <w:t xml:space="preserve">): REMOVED entirely as an internal TODO note, not a citation. No CMS NCD 90.2 citation was added to the reference list since the body text references NCD 90.2 only descriptively (Section 2.1) and does not carry a numbered in-text citation marker requiring one; no fabricated InterQual/MCG citation was introduced, consistent with the audit’s instruction not to invent one.</w:t>
       </w:r>
     </w:p>
-    <w:bookmarkEnd w:id="42"/>
-    <w:bookmarkEnd w:id="43"/>
+    <w:bookmarkEnd w:id="45"/>
+    <w:bookmarkEnd w:id="46"/>
     <w:sectPr/>
   </w:body>
 </w:document>
